--- a/ckzd-triad-20260902/03-tenglong-bayarea-lianggao-opinion.docx
+++ b/ckzd-triad-20260902/03-tenglong-bayarea-lianggao-opinion.docx
@@ -462,6 +462,20 @@
           <w:sz w:val="24"/>
         </w:rPr>
         <w:t>本项目两高审查的能耗边界应涵盖本址计量边界内的全部能源消费，包括 IT 负荷用电、制冷及其他辅助用电，以及柴油等非电能源品种。经复核，稿载当量值 256355.86 tce 与年总电量 20.8589 亿 kWh 按 1.229 tce/万 kWh 折算的结果 256355.881 tce 仅相差 0.021 tce，属四舍五入范围，说明现稿的年综合能耗量仅由电量折算，柴油等其他能源品种未计入，详见第三部分第 7 条。</w:t>
+      </w:r>
+    </w:p>
+    <w:p>
+      <w:pPr>
+        <w:spacing w:before="0" w:after="0"/>
+        <w:ind w:firstLine="480"/>
+      </w:pPr>
+      <w:r>
+        <w:rPr>
+          <w:rFonts w:ascii="Times New Roman" w:hAnsi="Times New Roman" w:eastAsia="仿宋"/>
+          <w:b w:val="0"/>
+          <w:sz w:val="24"/>
+        </w:rPr>
+        <w:t>就电量侧的口径一致性，另作一项预防性认定。本轮所给本项目稿件切片未见运营成本与电费测算，故本件不对其作出判断；但同期报送的另一项目（中国电信南海里水）申请书财务章电费按“36000kW×85%×0.75 元”计列，经反算 20104.2÷0.75÷26805.6＝1.0，即其电费只按 IT 电量计费、辅助电量电费未计，隐含 PUE 为 1.0。本项目稿内辅助电量为 3.0824 亿 kWh，占年总电量的 14.78%，体量不小。据此明确：本项目后续报送的电费、运营成本及财务测算，须按含制冷与其他辅助用电的年总电量 20.8589 亿 kWh 口径计列，不得使用仅计 IT 电量的 IT-only 口径；该项在本轮标“待核”。</w:t>
       </w:r>
     </w:p>
     <w:p>
@@ -2855,7 +2869,7 @@
           <w:b w:val="0"/>
           <w:sz w:val="24"/>
         </w:rPr>
-        <w:t>十三、更新政策依据。说明粤工信信软〔2020〕73 号在 2026 年引用的效力与用途；补充截至报送时仍在执行的逐项依据、文号、条款与有效期；按报送时现行有效文件列明节能审查与碳排放评价的受理层级、文本要求、时限及与“窗口指导”的衔接。本件未核的红头文件不得作为已核依据引用。</w:t>
+        <w:t>十三、锁定电量口径。后续报送的电费、运营成本与财务测算，须按含 IT、制冷及其他辅助用电的年总电量口径计列，并与本报告的年电量 20.8589 亿 kWh、辅助电量 3.0824 亿 kWh 对齐；不得使用仅计 IT 电量、隐含 PUE＝1.0 的计法。</w:t>
       </w:r>
     </w:p>
     <w:p>
@@ -2869,7 +2883,21 @@
           <w:b w:val="0"/>
           <w:sz w:val="24"/>
         </w:rPr>
-        <w:t>十四、本件不构成对项目的任何肯定性评价，亦不得作为项目开工、用地、用能、供电、备案、能耗替代和融资的依据。</w:t>
+        <w:t>十四、更新政策依据。说明粤工信信软〔2020〕73 号在 2026 年引用的效力与用途；补充截至报送时仍在执行的逐项依据、文号、条款与有效期；按报送时现行有效文件列明节能审查与碳排放评价的受理层级、文本要求、时限及与“窗口指导”的衔接。本件未核的红头文件不得作为已核依据引用。</w:t>
+      </w:r>
+    </w:p>
+    <w:p>
+      <w:pPr>
+        <w:spacing w:before="0" w:after="0"/>
+        <w:ind w:firstLine="480"/>
+      </w:pPr>
+      <w:r>
+        <w:rPr>
+          <w:rFonts w:ascii="Times New Roman" w:hAnsi="Times New Roman" w:eastAsia="仿宋"/>
+          <w:b w:val="0"/>
+          <w:sz w:val="24"/>
+        </w:rPr>
+        <w:t>十五、本件不构成对项目的任何肯定性评价，亦不得作为项目开工、用地、用能、供电、备案、能耗替代和融资的依据。</w:t>
       </w:r>
     </w:p>
     <w:sectPr>
